--- a/pr-preview/pr-31/index-tracked-changes.docx
+++ b/pr-preview/pr-31/index-tracked-changes.docx
@@ -14,11 +14,9 @@
       <w:pPr>
         <w:pStyle w:val="Date"/>
       </w:pPr>
-      <w:ins w:id="1" w:author="PR Preview" w:date="2024-01-01T00:00:00Z">
-        <w:r>
-          <w:t xml:space="preserve">Last modified: 2026-04-22 06:31:54 (UTC)</w:t>
-        </w:r>
-      </w:ins>
+      <w:r>
+        <w:t xml:space="preserve">Last modified: 2026-04-22 17:46:44 (UTC)</w:t>
+      </w:r>
     </w:p>
     <w:bookmarkStart w:id="17" w:name="welcome"/>
     <w:p>

--- a/pr-preview/pr-31/index-tracked-changes.docx
+++ b/pr-preview/pr-31/index-tracked-changes.docx
@@ -15,7 +15,7 @@
         <w:pStyle w:val="Date"/>
       </w:pPr>
       <w:r>
-        <w:t xml:space="preserve">Last modified: 2026-04-22 17:46:44 (UTC)</w:t>
+        <w:t xml:space="preserve">Last modified: 2026-04-22 18:10:29 (UTC)</w:t>
       </w:r>
     </w:p>
     <w:bookmarkStart w:id="17" w:name="welcome"/>

--- a/pr-preview/pr-31/index-tracked-changes.docx
+++ b/pr-preview/pr-31/index-tracked-changes.docx
@@ -15,7 +15,7 @@
         <w:pStyle w:val="Date"/>
       </w:pPr>
       <w:r>
-        <w:t xml:space="preserve">Last modified: 2026-04-22 18:24:47 (UTC)</w:t>
+        <w:t xml:space="preserve">Last modified: 2026-04-22 18:22:56 (UTC)</w:t>
       </w:r>
     </w:p>
     <w:bookmarkStart w:id="17" w:name="welcome"/>
